--- a/docs/hjelp_fakturagrunnlag.docx
+++ b/docs/hjelp_fakturagrunnlag.docx
@@ -72,27 +72,23 @@
       <w:r>
         <w:t xml:space="preserve">støtte for </w:t>
       </w:r>
-      <w:proofErr w:type="spellStart"/>
-      <w:r>
-        <w:t>Tripletex</w:t>
-      </w:r>
-      <w:proofErr w:type="spellEnd"/>
-      <w:r>
-        <w:t xml:space="preserve">. </w:t>
-      </w:r>
-      <w:r>
-        <w:t xml:space="preserve">Excel-filen som blir </w:t>
-      </w:r>
-      <w:proofErr w:type="gramStart"/>
-      <w:r>
-        <w:t>generert</w:t>
-      </w:r>
-      <w:proofErr w:type="gramEnd"/>
-      <w:r>
-        <w:t xml:space="preserve"> kan kanskje tilpasses andre regnskapssystemer</w:t>
-      </w:r>
-      <w:r>
-        <w:t xml:space="preserve"> ved manuell endring av kolonneoverskrifter. </w:t>
+      <w:r>
+        <w:t>Tripletex.</w:t>
+      </w:r>
+      <w:r>
+        <w:t xml:space="preserve"> </w:t>
+      </w:r>
+      <w:r>
+        <w:t xml:space="preserve">I Excel-filen som blir </w:t>
+      </w:r>
+      <w:r>
+        <w:t>skapt</w:t>
+      </w:r>
+      <w:r>
+        <w:t xml:space="preserve"> kan man eventuelt legge til nye kolonner man i tillegg vil ha med i Tripletex importen (f.eks. Avdeling). Excel-filen kan kanskje også tilpasses andre regnskapssystemer ved manuell endring av kolonneoverskrifter.</w:t>
+      </w:r>
+      <w:r>
+        <w:t xml:space="preserve"> </w:t>
       </w:r>
     </w:p>
     <w:p>
@@ -200,9 +196,6 @@
           <w:ilvl w:val="0"/>
           <w:numId w:val="1"/>
         </w:numPr>
-        <w:rPr>
-          <w:lang w:val="nn-NO"/>
-        </w:rPr>
       </w:pPr>
       <w:r>
         <w:rPr>
@@ -215,88 +208,33 @@
         <w:t xml:space="preserve"> </w:t>
       </w:r>
       <w:r>
-        <w:rPr>
-          <w:lang w:val="nn-NO"/>
-        </w:rPr>
-        <w:t xml:space="preserve">Samling av alle </w:t>
+        <w:t>Samling av alle ord</w:t>
+      </w:r>
+      <w:r>
+        <w:t>r</w:t>
+      </w:r>
+      <w:r>
+        <w:t>e</w:t>
+      </w:r>
+      <w:r>
+        <w:t>r</w:t>
+      </w:r>
+      <w:r>
+        <w:t xml:space="preserve"> som </w:t>
+      </w:r>
+      <w:r>
+        <w:t xml:space="preserve">skal faktureres samtidig. </w:t>
+      </w:r>
+      <w:r>
+        <w:t xml:space="preserve">Kan inneholde </w:t>
       </w:r>
       <w:proofErr w:type="spellStart"/>
       <w:r>
-        <w:rPr>
-          <w:lang w:val="nn-NO"/>
-        </w:rPr>
-        <w:t>ord</w:t>
-      </w:r>
-      <w:r>
-        <w:rPr>
-          <w:lang w:val="nn-NO"/>
-        </w:rPr>
-        <w:t>r</w:t>
-      </w:r>
-      <w:r>
-        <w:rPr>
-          <w:lang w:val="nn-NO"/>
-        </w:rPr>
-        <w:t>e</w:t>
-      </w:r>
-      <w:r>
-        <w:rPr>
-          <w:lang w:val="nn-NO"/>
-        </w:rPr>
-        <w:t>r</w:t>
+        <w:t>fleire</w:t>
       </w:r>
       <w:proofErr w:type="spellEnd"/>
       <w:r>
-        <w:rPr>
-          <w:lang w:val="nn-NO"/>
-        </w:rPr>
-        <w:t xml:space="preserve"> so</w:t>
-      </w:r>
-      <w:r>
-        <w:rPr>
-          <w:lang w:val="nn-NO"/>
-        </w:rPr>
-        <w:t xml:space="preserve">m </w:t>
-      </w:r>
-      <w:r>
-        <w:rPr>
-          <w:lang w:val="nn-NO"/>
-        </w:rPr>
-        <w:t xml:space="preserve">skal </w:t>
-      </w:r>
-      <w:proofErr w:type="spellStart"/>
-      <w:r>
-        <w:rPr>
-          <w:lang w:val="nn-NO"/>
-        </w:rPr>
-        <w:t>faktureres</w:t>
-      </w:r>
-      <w:proofErr w:type="spellEnd"/>
-      <w:r>
-        <w:rPr>
-          <w:lang w:val="nn-NO"/>
-        </w:rPr>
-        <w:t xml:space="preserve"> samtidig. </w:t>
-      </w:r>
-      <w:r>
-        <w:rPr>
-          <w:lang w:val="nn-NO"/>
-        </w:rPr>
-        <w:t xml:space="preserve">Kan </w:t>
-      </w:r>
-      <w:proofErr w:type="spellStart"/>
-      <w:r>
-        <w:rPr>
-          <w:lang w:val="nn-NO"/>
-        </w:rPr>
-        <w:t>inneholde</w:t>
-      </w:r>
-      <w:proofErr w:type="spellEnd"/>
-      <w:r>
-        <w:rPr>
-          <w:lang w:val="nn-NO"/>
-        </w:rPr>
-        <w:t xml:space="preserve"> fleire løp.</w:t>
+        <w:t xml:space="preserve"> løp.</w:t>
       </w:r>
     </w:p>
     <w:p>
@@ -315,10 +253,7 @@
         <w:t>Ordrelinjer.</w:t>
       </w:r>
       <w:r>
-        <w:t xml:space="preserve"> En ordre består a</w:t>
-      </w:r>
-      <w:r>
-        <w:t xml:space="preserve">v </w:t>
+        <w:t xml:space="preserve"> En ordre består av </w:t>
       </w:r>
       <w:r>
         <w:t xml:space="preserve">en eller </w:t>
@@ -460,15 +395,13 @@
         <w:t>Eksporter.</w:t>
       </w:r>
       <w:r>
-        <w:t xml:space="preserve"> Her eksporterer man til </w:t>
-      </w:r>
-      <w:proofErr w:type="gramStart"/>
-      <w:r>
-        <w:t>en format</w:t>
-      </w:r>
-      <w:proofErr w:type="gramEnd"/>
-      <w:r>
-        <w:t xml:space="preserve"> som</w:t>
+        <w:t xml:space="preserve"> Her eksporterer man til e</w:t>
+      </w:r>
+      <w:r>
+        <w:t>t</w:t>
+      </w:r>
+      <w:r>
+        <w:t xml:space="preserve"> format som</w:t>
       </w:r>
       <w:r>
         <w:t xml:space="preserve"> kan importeres fra regnskap.</w:t>
@@ -591,7 +524,11 @@
       </w:r>
       <w:proofErr w:type="spellEnd"/>
       <w:r>
-        <w:t>). Den har en sesjon for denne modulen ([</w:t>
+        <w:t xml:space="preserve">). Den har en sesjon for denne modulen </w:t>
+      </w:r>
+      <w:r>
+        <w:lastRenderedPageBreak/>
+        <w:t>([</w:t>
       </w:r>
       <w:r>
         <w:t>fakturering</w:t>
@@ -623,24 +560,14 @@
           <w:b/>
           <w:bCs/>
         </w:rPr>
-        <w:lastRenderedPageBreak/>
-        <w:t>Utsteder</w:t>
-      </w:r>
-      <w:r>
-        <w:rPr>
-          <w:b/>
-          <w:bCs/>
-        </w:rPr>
-        <w:t xml:space="preserve">. </w:t>
+        <w:t xml:space="preserve">Utsteder. </w:t>
       </w:r>
       <w:r>
         <w:t xml:space="preserve"> Fakturautsteder må angis med </w:t>
       </w:r>
-      <w:proofErr w:type="spellStart"/>
-      <w:r>
-        <w:t>parameterene</w:t>
-      </w:r>
-      <w:proofErr w:type="spellEnd"/>
+      <w:r>
+        <w:t>parameterne</w:t>
+      </w:r>
       <w:r>
         <w:t>:</w:t>
       </w:r>
